--- a/大三上学期/计算与复杂度/lab/lab7/lab7.docx
+++ b/大三上学期/计算与复杂度/lab/lab7/lab7.docx
@@ -183,6 +183,13 @@
         </w:rPr>
       </w:pPr>
       <w:r>
+        <w:rPr>
+          <w:rFonts w:hint="eastAsia"/>
+          <w:lang w:val="en-US" w:eastAsia="zh-CN"/>
+        </w:rPr>
+        <w:t>-</w:t>
+      </w:r>
+      <w:r>
         <w:drawing>
           <wp:inline distT="0" distB="0" distL="114300" distR="114300">
             <wp:extent cx="5272405" cy="6413500"/>
@@ -444,6 +451,8 @@
           </wp:inline>
         </w:drawing>
       </w:r>
+      <w:bookmarkStart w:id="0" w:name="_GoBack"/>
+      <w:bookmarkEnd w:id="0"/>
       <w:r>
         <w:drawing>
           <wp:inline distT="0" distB="0" distL="114300" distR="114300">
@@ -1145,8 +1154,6 @@
           </wp:inline>
         </w:drawing>
       </w:r>
-      <w:bookmarkStart w:id="0" w:name="_GoBack"/>
-      <w:bookmarkEnd w:id="0"/>
     </w:p>
     <w:sectPr>
       <w:pgSz w:w="11906" w:h="16838"/>
